--- a/SEO設定タスクマニュアル.docx
+++ b/SEO設定タスクマニュアル.docx
@@ -132,7 +132,7 @@
                 <w:sz w:val="21"/>
                 <w:szCs w:val="21"/>
               </w:rPr>
-              <w:t xml:space="preserve">問い合わせメール：tuned.inc.official@gmail.com</w:t>
+              <w:t xml:space="preserve">問い合わせメール：official@tunedinc.jp</w:t>
             </w:r>
           </w:p>
         </w:tc>
@@ -1152,7 +1152,7 @@
           <w:sz w:val="22"/>
           <w:szCs w:val="22"/>
         </w:rPr>
-        <w:t xml:space="preserve">連絡先に「tuned.inc.official@gmail.com」（または会社電話番号）、ウェブサイトに「https://tunedinc.jp」を入力して「次へ」。</w:t>
+        <w:t xml:space="preserve">連絡先に「official@tunedinc.jp」（または会社電話番号）、ウェブサイトに「https://tunedinc.jp」を入力して「次へ」。</w:t>
       </w:r>
     </w:p>
     <w:p>
